--- a/docs/business/TGP-BUS-01 Business Context and Growth Strategy.docx
+++ b/docs/business/TGP-BUS-01 Business Context and Growth Strategy.docx
@@ -401,7 +401,7 @@
                                 <w:bCs/>
                                 <w:color w:val="1D74BA"/>
                               </w:rPr>
-                              <w:t xml:space="preserve">07 October 2026</w:t>
+                              <w:t xml:space="preserve">08 October 2026</w:t>
                             </w:r>
                           </w:p>
                         </w:txbxContent>
@@ -4258,7 +4258,7 @@
                 <w:sz w:val="16"/>
                 <w:szCs w:val="16"/>
               </w:rPr>
-              <w:t xml:space="preserve">07/10/2026</w:t>
+              <w:t xml:space="preserve">08/10/2026</w:t>
             </w:r>
           </w:p>
         </w:tc>
@@ -4504,8 +4504,8 @@
         <w:tblLook w:val="04A0" w:firstRow="1" w:lastRow="0" w:firstColumn="0" w:lastColumn="0" w:noHBand="0" w:noVBand="1"/>
       </w:tblPr>
       <w:tblGrid>
-        <w:gridCol w:w="1581"/>
-        <w:gridCol w:w="7446"/>
+        <w:gridCol w:w="1579"/>
+        <w:gridCol w:w="7448"/>
       </w:tblGrid>
       <w:tr>
         <w:trPr>
@@ -4515,7 +4515,7 @@
         </w:trPr>
         <w:tc>
           <w:tcPr>
-            <w:tcW w:w="1581" w:type="dxa"/>
+            <w:tcW w:w="1579" w:type="dxa"/>
             <w:shd w:val="clear" w:color="auto" w:fill="0F4761"/>
             <w:vAlign w:val="center"/>
           </w:tcPr>
@@ -4546,7 +4546,7 @@
         </w:tc>
         <w:tc>
           <w:tcPr>
-            <w:tcW w:w="7446" w:type="dxa"/>
+            <w:tcW w:w="7448" w:type="dxa"/>
             <w:shd w:val="clear" w:color="auto" w:fill="0F4761"/>
             <w:vAlign w:val="center"/>
           </w:tcPr>
@@ -4583,7 +4583,7 @@
         </w:trPr>
         <w:tc>
           <w:tcPr>
-            <w:tcW w:w="1581" w:type="dxa"/>
+            <w:tcW w:w="1579" w:type="dxa"/>
             <w:vAlign w:val="top"/>
           </w:tcPr>
           <w:p>
@@ -4609,7 +4609,7 @@
         </w:tc>
         <w:tc>
           <w:tcPr>
-            <w:tcW w:w="7446" w:type="dxa"/>
+            <w:tcW w:w="7448" w:type="dxa"/>
             <w:vAlign w:val="top"/>
           </w:tcPr>
           <w:p>
@@ -4641,7 +4641,7 @@
         </w:trPr>
         <w:tc>
           <w:tcPr>
-            <w:tcW w:w="1581" w:type="dxa"/>
+            <w:tcW w:w="1579" w:type="dxa"/>
             <w:vAlign w:val="top"/>
           </w:tcPr>
           <w:p>
@@ -4661,13 +4661,13 @@
                 <w:sz w:val="16"/>
                 <w:szCs w:val="16"/>
               </w:rPr>
-              <w:t xml:space="preserve">API</w:t>
-            </w:r>
-          </w:p>
-        </w:tc>
-        <w:tc>
-          <w:tcPr>
-            <w:tcW w:w="7446" w:type="dxa"/>
+              <w:t xml:space="preserve">AI</w:t>
+            </w:r>
+          </w:p>
+        </w:tc>
+        <w:tc>
+          <w:tcPr>
+            <w:tcW w:w="7448" w:type="dxa"/>
             <w:vAlign w:val="top"/>
           </w:tcPr>
           <w:p>
@@ -4687,7 +4687,7 @@
                 <w:sz w:val="16"/>
                 <w:szCs w:val="16"/>
               </w:rPr>
-              <w:t xml:space="preserve">Application Programming Interface</w:t>
+              <w:t xml:space="preserve">Artificial intelligence</w:t>
             </w:r>
           </w:p>
         </w:tc>
@@ -4699,7 +4699,7 @@
         </w:trPr>
         <w:tc>
           <w:tcPr>
-            <w:tcW w:w="1581" w:type="dxa"/>
+            <w:tcW w:w="1579" w:type="dxa"/>
             <w:vAlign w:val="top"/>
           </w:tcPr>
           <w:p>
@@ -4719,13 +4719,13 @@
                 <w:sz w:val="16"/>
                 <w:szCs w:val="16"/>
               </w:rPr>
-              <w:t xml:space="preserve">B2B</w:t>
-            </w:r>
-          </w:p>
-        </w:tc>
-        <w:tc>
-          <w:tcPr>
-            <w:tcW w:w="7446" w:type="dxa"/>
+              <w:t xml:space="preserve">API</w:t>
+            </w:r>
+          </w:p>
+        </w:tc>
+        <w:tc>
+          <w:tcPr>
+            <w:tcW w:w="7448" w:type="dxa"/>
             <w:vAlign w:val="top"/>
           </w:tcPr>
           <w:p>
@@ -4745,7 +4745,7 @@
                 <w:sz w:val="16"/>
                 <w:szCs w:val="16"/>
               </w:rPr>
-              <w:t xml:space="preserve">Business to business</w:t>
+              <w:t xml:space="preserve">Application Programming Interface</w:t>
             </w:r>
           </w:p>
         </w:tc>
@@ -4757,7 +4757,7 @@
         </w:trPr>
         <w:tc>
           <w:tcPr>
-            <w:tcW w:w="1581" w:type="dxa"/>
+            <w:tcW w:w="1579" w:type="dxa"/>
             <w:vAlign w:val="top"/>
           </w:tcPr>
           <w:p>
@@ -4777,13 +4777,13 @@
                 <w:sz w:val="16"/>
                 <w:szCs w:val="16"/>
               </w:rPr>
-              <w:t xml:space="preserve">ETC</w:t>
-            </w:r>
-          </w:p>
-        </w:tc>
-        <w:tc>
-          <w:tcPr>
-            <w:tcW w:w="7446" w:type="dxa"/>
+              <w:t xml:space="preserve">B2B</w:t>
+            </w:r>
+          </w:p>
+        </w:tc>
+        <w:tc>
+          <w:tcPr>
+            <w:tcW w:w="7448" w:type="dxa"/>
             <w:vAlign w:val="top"/>
           </w:tcPr>
           <w:p>
@@ -4803,7 +4803,7 @@
                 <w:sz w:val="16"/>
                 <w:szCs w:val="16"/>
               </w:rPr>
-              <w:t xml:space="preserve">Electronic toll collection</w:t>
+              <w:t xml:space="preserve">Business to business</w:t>
             </w:r>
           </w:p>
         </w:tc>
@@ -4815,7 +4815,7 @@
         </w:trPr>
         <w:tc>
           <w:tcPr>
-            <w:tcW w:w="1581" w:type="dxa"/>
+            <w:tcW w:w="1579" w:type="dxa"/>
             <w:vAlign w:val="top"/>
           </w:tcPr>
           <w:p>
@@ -4835,13 +4835,13 @@
                 <w:sz w:val="16"/>
                 <w:szCs w:val="16"/>
               </w:rPr>
-              <w:t xml:space="preserve">FR</w:t>
-            </w:r>
-          </w:p>
-        </w:tc>
-        <w:tc>
-          <w:tcPr>
-            <w:tcW w:w="7446" w:type="dxa"/>
+              <w:t xml:space="preserve">ETC</w:t>
+            </w:r>
+          </w:p>
+        </w:tc>
+        <w:tc>
+          <w:tcPr>
+            <w:tcW w:w="7448" w:type="dxa"/>
             <w:vAlign w:val="top"/>
           </w:tcPr>
           <w:p>
@@ -4861,7 +4861,7 @@
                 <w:sz w:val="16"/>
                 <w:szCs w:val="16"/>
               </w:rPr>
-              <w:t xml:space="preserve">Functional requirement</w:t>
+              <w:t xml:space="preserve">Electronic toll collection</w:t>
             </w:r>
           </w:p>
         </w:tc>
@@ -4873,7 +4873,7 @@
         </w:trPr>
         <w:tc>
           <w:tcPr>
-            <w:tcW w:w="1581" w:type="dxa"/>
+            <w:tcW w:w="1579" w:type="dxa"/>
             <w:vAlign w:val="top"/>
           </w:tcPr>
           <w:p>
@@ -4893,13 +4893,13 @@
                 <w:sz w:val="16"/>
                 <w:szCs w:val="16"/>
               </w:rPr>
-              <w:t xml:space="preserve">ID</w:t>
-            </w:r>
-          </w:p>
-        </w:tc>
-        <w:tc>
-          <w:tcPr>
-            <w:tcW w:w="7446" w:type="dxa"/>
+              <w:t xml:space="preserve">FR</w:t>
+            </w:r>
+          </w:p>
+        </w:tc>
+        <w:tc>
+          <w:tcPr>
+            <w:tcW w:w="7448" w:type="dxa"/>
             <w:vAlign w:val="top"/>
           </w:tcPr>
           <w:p>
@@ -4919,7 +4919,7 @@
                 <w:sz w:val="16"/>
                 <w:szCs w:val="16"/>
               </w:rPr>
-              <w:t xml:space="preserve">Identifier</w:t>
+              <w:t xml:space="preserve">Functional requirement</w:t>
             </w:r>
           </w:p>
         </w:tc>
@@ -4931,7 +4931,7 @@
         </w:trPr>
         <w:tc>
           <w:tcPr>
-            <w:tcW w:w="1581" w:type="dxa"/>
+            <w:tcW w:w="1579" w:type="dxa"/>
             <w:vAlign w:val="top"/>
           </w:tcPr>
           <w:p>
@@ -4951,13 +4951,13 @@
                 <w:sz w:val="16"/>
                 <w:szCs w:val="16"/>
               </w:rPr>
-              <w:t xml:space="preserve">IT</w:t>
-            </w:r>
-          </w:p>
-        </w:tc>
-        <w:tc>
-          <w:tcPr>
-            <w:tcW w:w="7446" w:type="dxa"/>
+              <w:t xml:space="preserve">ID</w:t>
+            </w:r>
+          </w:p>
+        </w:tc>
+        <w:tc>
+          <w:tcPr>
+            <w:tcW w:w="7448" w:type="dxa"/>
             <w:vAlign w:val="top"/>
           </w:tcPr>
           <w:p>
@@ -4977,7 +4977,7 @@
                 <w:sz w:val="16"/>
                 <w:szCs w:val="16"/>
               </w:rPr>
-              <w:t xml:space="preserve">Information technology</w:t>
+              <w:t xml:space="preserve">Identifier</w:t>
             </w:r>
           </w:p>
         </w:tc>
@@ -4989,7 +4989,7 @@
         </w:trPr>
         <w:tc>
           <w:tcPr>
-            <w:tcW w:w="1581" w:type="dxa"/>
+            <w:tcW w:w="1579" w:type="dxa"/>
             <w:vAlign w:val="top"/>
           </w:tcPr>
           <w:p>
@@ -5009,13 +5009,13 @@
                 <w:sz w:val="16"/>
                 <w:szCs w:val="16"/>
               </w:rPr>
-              <w:t xml:space="preserve">KPI</w:t>
-            </w:r>
-          </w:p>
-        </w:tc>
-        <w:tc>
-          <w:tcPr>
-            <w:tcW w:w="7446" w:type="dxa"/>
+              <w:t xml:space="preserve">IT</w:t>
+            </w:r>
+          </w:p>
+        </w:tc>
+        <w:tc>
+          <w:tcPr>
+            <w:tcW w:w="7448" w:type="dxa"/>
             <w:vAlign w:val="top"/>
           </w:tcPr>
           <w:p>
@@ -5035,7 +5035,7 @@
                 <w:sz w:val="16"/>
                 <w:szCs w:val="16"/>
               </w:rPr>
-              <w:t xml:space="preserve">Key performance indicator</w:t>
+              <w:t xml:space="preserve">Information technology</w:t>
             </w:r>
           </w:p>
         </w:tc>
@@ -5047,7 +5047,7 @@
         </w:trPr>
         <w:tc>
           <w:tcPr>
-            <w:tcW w:w="1581" w:type="dxa"/>
+            <w:tcW w:w="1579" w:type="dxa"/>
             <w:vAlign w:val="top"/>
           </w:tcPr>
           <w:p>
@@ -5067,13 +5067,13 @@
                 <w:sz w:val="16"/>
                 <w:szCs w:val="16"/>
               </w:rPr>
-              <w:t xml:space="preserve">MVP</w:t>
-            </w:r>
-          </w:p>
-        </w:tc>
-        <w:tc>
-          <w:tcPr>
-            <w:tcW w:w="7446" w:type="dxa"/>
+              <w:t xml:space="preserve">KPI</w:t>
+            </w:r>
+          </w:p>
+        </w:tc>
+        <w:tc>
+          <w:tcPr>
+            <w:tcW w:w="7448" w:type="dxa"/>
             <w:vAlign w:val="top"/>
           </w:tcPr>
           <w:p>
@@ -5093,7 +5093,7 @@
                 <w:sz w:val="16"/>
                 <w:szCs w:val="16"/>
               </w:rPr>
-              <w:t xml:space="preserve">Minimum viable product</w:t>
+              <w:t xml:space="preserve">Key performance indicator</w:t>
             </w:r>
           </w:p>
         </w:tc>
@@ -5105,7 +5105,7 @@
         </w:trPr>
         <w:tc>
           <w:tcPr>
-            <w:tcW w:w="1581" w:type="dxa"/>
+            <w:tcW w:w="1579" w:type="dxa"/>
             <w:vAlign w:val="top"/>
           </w:tcPr>
           <w:p>
@@ -5125,13 +5125,13 @@
                 <w:sz w:val="16"/>
                 <w:szCs w:val="16"/>
               </w:rPr>
-              <w:t xml:space="preserve">OTP</w:t>
-            </w:r>
-          </w:p>
-        </w:tc>
-        <w:tc>
-          <w:tcPr>
-            <w:tcW w:w="7446" w:type="dxa"/>
+              <w:t xml:space="preserve">MVP</w:t>
+            </w:r>
+          </w:p>
+        </w:tc>
+        <w:tc>
+          <w:tcPr>
+            <w:tcW w:w="7448" w:type="dxa"/>
             <w:vAlign w:val="top"/>
           </w:tcPr>
           <w:p>
@@ -5151,7 +5151,7 @@
                 <w:sz w:val="16"/>
                 <w:szCs w:val="16"/>
               </w:rPr>
-              <w:t xml:space="preserve">One-time password</w:t>
+              <w:t xml:space="preserve">Minimum viable product</w:t>
             </w:r>
           </w:p>
         </w:tc>
@@ -5163,7 +5163,7 @@
         </w:trPr>
         <w:tc>
           <w:tcPr>
-            <w:tcW w:w="1581" w:type="dxa"/>
+            <w:tcW w:w="1579" w:type="dxa"/>
             <w:vAlign w:val="top"/>
           </w:tcPr>
           <w:p>
@@ -5183,13 +5183,13 @@
                 <w:sz w:val="16"/>
                 <w:szCs w:val="16"/>
               </w:rPr>
-              <w:t xml:space="preserve">QR</w:t>
-            </w:r>
-          </w:p>
-        </w:tc>
-        <w:tc>
-          <w:tcPr>
-            <w:tcW w:w="7446" w:type="dxa"/>
+              <w:t xml:space="preserve">OTP</w:t>
+            </w:r>
+          </w:p>
+        </w:tc>
+        <w:tc>
+          <w:tcPr>
+            <w:tcW w:w="7448" w:type="dxa"/>
             <w:vAlign w:val="top"/>
           </w:tcPr>
           <w:p>
@@ -5209,7 +5209,7 @@
                 <w:sz w:val="16"/>
                 <w:szCs w:val="16"/>
               </w:rPr>
-              <w:t xml:space="preserve">Quick response (code)</w:t>
+              <w:t xml:space="preserve">One-time password</w:t>
             </w:r>
           </w:p>
         </w:tc>
@@ -5221,7 +5221,7 @@
         </w:trPr>
         <w:tc>
           <w:tcPr>
-            <w:tcW w:w="1581" w:type="dxa"/>
+            <w:tcW w:w="1579" w:type="dxa"/>
             <w:vAlign w:val="top"/>
           </w:tcPr>
           <w:p>
@@ -5241,13 +5241,13 @@
                 <w:sz w:val="16"/>
                 <w:szCs w:val="16"/>
               </w:rPr>
-              <w:t xml:space="preserve">SEG</w:t>
-            </w:r>
-          </w:p>
-        </w:tc>
-        <w:tc>
-          <w:tcPr>
-            <w:tcW w:w="7446" w:type="dxa"/>
+              <w:t xml:space="preserve">QR</w:t>
+            </w:r>
+          </w:p>
+        </w:tc>
+        <w:tc>
+          <w:tcPr>
+            <w:tcW w:w="7448" w:type="dxa"/>
             <w:vAlign w:val="top"/>
           </w:tcPr>
           <w:p>
@@ -5267,7 +5267,7 @@
                 <w:sz w:val="16"/>
                 <w:szCs w:val="16"/>
               </w:rPr>
-              <w:t xml:space="preserve">Growth segment</w:t>
+              <w:t xml:space="preserve">Quick response (code)</w:t>
             </w:r>
           </w:p>
         </w:tc>
@@ -5279,7 +5279,7 @@
         </w:trPr>
         <w:tc>
           <w:tcPr>
-            <w:tcW w:w="1581" w:type="dxa"/>
+            <w:tcW w:w="1579" w:type="dxa"/>
             <w:vAlign w:val="top"/>
           </w:tcPr>
           <w:p>
@@ -5299,13 +5299,13 @@
                 <w:sz w:val="16"/>
                 <w:szCs w:val="16"/>
               </w:rPr>
-              <w:t xml:space="preserve">SIT</w:t>
-            </w:r>
-          </w:p>
-        </w:tc>
-        <w:tc>
-          <w:tcPr>
-            <w:tcW w:w="7446" w:type="dxa"/>
+              <w:t xml:space="preserve">SEG</w:t>
+            </w:r>
+          </w:p>
+        </w:tc>
+        <w:tc>
+          <w:tcPr>
+            <w:tcW w:w="7448" w:type="dxa"/>
             <w:vAlign w:val="top"/>
           </w:tcPr>
           <w:p>
@@ -5325,7 +5325,7 @@
                 <w:sz w:val="16"/>
                 <w:szCs w:val="16"/>
               </w:rPr>
-              <w:t xml:space="preserve">System integration testing</w:t>
+              <w:t xml:space="preserve">Growth segment</w:t>
             </w:r>
           </w:p>
         </w:tc>
@@ -5337,7 +5337,7 @@
         </w:trPr>
         <w:tc>
           <w:tcPr>
-            <w:tcW w:w="1581" w:type="dxa"/>
+            <w:tcW w:w="1579" w:type="dxa"/>
             <w:vAlign w:val="top"/>
           </w:tcPr>
           <w:p>
@@ -5357,13 +5357,13 @@
                 <w:sz w:val="16"/>
                 <w:szCs w:val="16"/>
               </w:rPr>
-              <w:t xml:space="preserve">SMS</w:t>
-            </w:r>
-          </w:p>
-        </w:tc>
-        <w:tc>
-          <w:tcPr>
-            <w:tcW w:w="7446" w:type="dxa"/>
+              <w:t xml:space="preserve">SIT</w:t>
+            </w:r>
+          </w:p>
+        </w:tc>
+        <w:tc>
+          <w:tcPr>
+            <w:tcW w:w="7448" w:type="dxa"/>
             <w:vAlign w:val="top"/>
           </w:tcPr>
           <w:p>
@@ -5383,7 +5383,7 @@
                 <w:sz w:val="16"/>
                 <w:szCs w:val="16"/>
               </w:rPr>
-              <w:t xml:space="preserve">Short message service</w:t>
+              <w:t xml:space="preserve">System integration testing</w:t>
             </w:r>
           </w:p>
         </w:tc>
@@ -5395,7 +5395,7 @@
         </w:trPr>
         <w:tc>
           <w:tcPr>
-            <w:tcW w:w="1581" w:type="dxa"/>
+            <w:tcW w:w="1579" w:type="dxa"/>
             <w:vAlign w:val="top"/>
           </w:tcPr>
           <w:p>
@@ -5415,13 +5415,13 @@
                 <w:sz w:val="16"/>
                 <w:szCs w:val="16"/>
               </w:rPr>
-              <w:t xml:space="preserve">SSO</w:t>
-            </w:r>
-          </w:p>
-        </w:tc>
-        <w:tc>
-          <w:tcPr>
-            <w:tcW w:w="7446" w:type="dxa"/>
+              <w:t xml:space="preserve">SMS</w:t>
+            </w:r>
+          </w:p>
+        </w:tc>
+        <w:tc>
+          <w:tcPr>
+            <w:tcW w:w="7448" w:type="dxa"/>
             <w:vAlign w:val="top"/>
           </w:tcPr>
           <w:p>
@@ -5441,7 +5441,7 @@
                 <w:sz w:val="16"/>
                 <w:szCs w:val="16"/>
               </w:rPr>
-              <w:t xml:space="preserve">Single sign-on</w:t>
+              <w:t xml:space="preserve">Short message service</w:t>
             </w:r>
           </w:p>
         </w:tc>
@@ -5453,7 +5453,7 @@
         </w:trPr>
         <w:tc>
           <w:tcPr>
-            <w:tcW w:w="1581" w:type="dxa"/>
+            <w:tcW w:w="1579" w:type="dxa"/>
             <w:vAlign w:val="top"/>
           </w:tcPr>
           <w:p>
@@ -5473,13 +5473,13 @@
                 <w:sz w:val="16"/>
                 <w:szCs w:val="16"/>
               </w:rPr>
-              <w:t xml:space="preserve">TNDS</w:t>
-            </w:r>
-          </w:p>
-        </w:tc>
-        <w:tc>
-          <w:tcPr>
-            <w:tcW w:w="7446" w:type="dxa"/>
+              <w:t xml:space="preserve">TBM</w:t>
+            </w:r>
+          </w:p>
+        </w:tc>
+        <w:tc>
+          <w:tcPr>
+            <w:tcW w:w="7448" w:type="dxa"/>
             <w:vAlign w:val="top"/>
           </w:tcPr>
           <w:p>
@@ -5499,7 +5499,7 @@
                 <w:sz w:val="16"/>
                 <w:szCs w:val="16"/>
               </w:rPr>
-              <w:t xml:space="preserve">Compulsory motor third-party liability insurance (Bảo hiểm TNDS bắt buộc)</w:t>
+              <w:t xml:space="preserve">To be measured</w:t>
             </w:r>
           </w:p>
         </w:tc>
@@ -5511,7 +5511,7 @@
         </w:trPr>
         <w:tc>
           <w:tcPr>
-            <w:tcW w:w="1581" w:type="dxa"/>
+            <w:tcW w:w="1579" w:type="dxa"/>
             <w:vAlign w:val="top"/>
           </w:tcPr>
           <w:p>
@@ -5531,13 +5531,13 @@
                 <w:sz w:val="16"/>
                 <w:szCs w:val="16"/>
               </w:rPr>
-              <w:t xml:space="preserve">UAT</w:t>
-            </w:r>
-          </w:p>
-        </w:tc>
-        <w:tc>
-          <w:tcPr>
-            <w:tcW w:w="7446" w:type="dxa"/>
+              <w:t xml:space="preserve">TNDS</w:t>
+            </w:r>
+          </w:p>
+        </w:tc>
+        <w:tc>
+          <w:tcPr>
+            <w:tcW w:w="7448" w:type="dxa"/>
             <w:vAlign w:val="top"/>
           </w:tcPr>
           <w:p>
@@ -5557,7 +5557,7 @@
                 <w:sz w:val="16"/>
                 <w:szCs w:val="16"/>
               </w:rPr>
-              <w:t xml:space="preserve">User acceptance testing</w:t>
+              <w:t xml:space="preserve">Compulsory motor third-party liability insurance (Bảo hiểm TNDS bắt buộc)</w:t>
             </w:r>
           </w:p>
         </w:tc>
@@ -5569,7 +5569,7 @@
         </w:trPr>
         <w:tc>
           <w:tcPr>
-            <w:tcW w:w="1581" w:type="dxa"/>
+            <w:tcW w:w="1579" w:type="dxa"/>
             <w:vAlign w:val="top"/>
           </w:tcPr>
           <w:p>
@@ -5589,13 +5589,13 @@
                 <w:sz w:val="16"/>
                 <w:szCs w:val="16"/>
               </w:rPr>
-              <w:t xml:space="preserve">VAT</w:t>
-            </w:r>
-          </w:p>
-        </w:tc>
-        <w:tc>
-          <w:tcPr>
-            <w:tcW w:w="7446" w:type="dxa"/>
+              <w:t xml:space="preserve">UAT</w:t>
+            </w:r>
+          </w:p>
+        </w:tc>
+        <w:tc>
+          <w:tcPr>
+            <w:tcW w:w="7448" w:type="dxa"/>
             <w:vAlign w:val="top"/>
           </w:tcPr>
           <w:p>
@@ -5615,7 +5615,7 @@
                 <w:sz w:val="16"/>
                 <w:szCs w:val="16"/>
               </w:rPr>
-              <w:t xml:space="preserve">Value-added tax</w:t>
+              <w:t xml:space="preserve">User acceptance testing</w:t>
             </w:r>
           </w:p>
         </w:tc>
@@ -5627,7 +5627,7 @@
         </w:trPr>
         <w:tc>
           <w:tcPr>
-            <w:tcW w:w="1581" w:type="dxa"/>
+            <w:tcW w:w="1579" w:type="dxa"/>
             <w:vAlign w:val="top"/>
           </w:tcPr>
           <w:p>
@@ -5647,13 +5647,71 @@
                 <w:sz w:val="16"/>
                 <w:szCs w:val="16"/>
               </w:rPr>
+              <w:t xml:space="preserve">VAT</w:t>
+            </w:r>
+          </w:p>
+        </w:tc>
+        <w:tc>
+          <w:tcPr>
+            <w:tcW w:w="7448" w:type="dxa"/>
+            <w:vAlign w:val="top"/>
+          </w:tcPr>
+          <w:p>
+            <w:pPr>
+              <w:spacing w:before="60"/>
+              <w:rPr>
+                <w:rFonts w:ascii="Segoe UI" w:eastAsia="Arial" w:hAnsi="Segoe UI" w:cs="Segoe UI"/>
+                <w:color w:val="101820"/>
+                <w:sz w:val="16"/>
+                <w:szCs w:val="16"/>
+              </w:rPr>
+            </w:pPr>
+            <w:r>
+              <w:rPr>
+                <w:rFonts w:ascii="Segoe UI" w:eastAsia="Arial" w:hAnsi="Segoe UI" w:cs="Segoe UI"/>
+                <w:color w:val="101820"/>
+                <w:sz w:val="16"/>
+                <w:szCs w:val="16"/>
+              </w:rPr>
+              <w:t xml:space="preserve">Value-added tax</w:t>
+            </w:r>
+          </w:p>
+        </w:tc>
+      </w:tr>
+      <w:tr>
+        <w:trPr>
+          <w:cantSplit/>
+          <w:trHeight w:val="449"/>
+        </w:trPr>
+        <w:tc>
+          <w:tcPr>
+            <w:tcW w:w="1579" w:type="dxa"/>
+            <w:vAlign w:val="top"/>
+          </w:tcPr>
+          <w:p>
+            <w:pPr>
+              <w:spacing w:before="60"/>
+              <w:rPr>
+                <w:rFonts w:ascii="Segoe UI" w:eastAsia="Arial" w:hAnsi="Segoe UI" w:cs="Segoe UI"/>
+                <w:color w:val="101820"/>
+                <w:sz w:val="16"/>
+                <w:szCs w:val="16"/>
+              </w:rPr>
+            </w:pPr>
+            <w:r>
+              <w:rPr>
+                <w:rFonts w:ascii="Segoe UI" w:eastAsia="Arial" w:hAnsi="Segoe UI" w:cs="Segoe UI"/>
+                <w:color w:val="101820"/>
+                <w:sz w:val="16"/>
+                <w:szCs w:val="16"/>
+              </w:rPr>
               <w:t xml:space="preserve">ZNS</w:t>
             </w:r>
           </w:p>
         </w:tc>
         <w:tc>
           <w:tcPr>
-            <w:tcW w:w="7446" w:type="dxa"/>
+            <w:tcW w:w="7448" w:type="dxa"/>
             <w:vAlign w:val="top"/>
           </w:tcPr>
           <w:p>
@@ -6244,8 +6302,8 @@
         <w:tblLook w:val="04A0" w:firstRow="1" w:lastRow="0" w:firstColumn="0" w:lastColumn="0" w:noHBand="0" w:noVBand="1"/>
       </w:tblPr>
       <w:tblGrid>
-        <w:gridCol w:w="2284"/>
-        <w:gridCol w:w="6743"/>
+        <w:gridCol w:w="2211"/>
+        <w:gridCol w:w="6816"/>
       </w:tblGrid>
       <w:tr>
         <w:trPr>
@@ -6254,7 +6312,7 @@
         </w:trPr>
         <w:tc>
           <w:tcPr>
-            <w:tcW w:w="2284" w:type="dxa"/>
+            <w:tcW w:w="2211" w:type="dxa"/>
             <w:shd w:val="clear" w:color="auto" w:fill="0F4761"/>
             <w:vAlign w:val="center"/>
           </w:tcPr>
@@ -6273,7 +6331,7 @@
         </w:tc>
         <w:tc>
           <w:tcPr>
-            <w:tcW w:w="6743" w:type="dxa"/>
+            <w:tcW w:w="6816" w:type="dxa"/>
             <w:shd w:val="clear" w:color="auto" w:fill="0F4761"/>
             <w:vAlign w:val="center"/>
           </w:tcPr>
@@ -6297,7 +6355,7 @@
         </w:trPr>
         <w:tc>
           <w:tcPr>
-            <w:tcW w:w="2284" w:type="dxa"/>
+            <w:tcW w:w="2211" w:type="dxa"/>
             <w:vAlign w:val="top"/>
           </w:tcPr>
           <w:p>
@@ -6312,7 +6370,7 @@
         </w:tc>
         <w:tc>
           <w:tcPr>
-            <w:tcW w:w="6743" w:type="dxa"/>
+            <w:tcW w:w="6816" w:type="dxa"/>
             <w:vAlign w:val="top"/>
           </w:tcPr>
           <w:p>
@@ -6332,7 +6390,7 @@
         </w:trPr>
         <w:tc>
           <w:tcPr>
-            <w:tcW w:w="2284" w:type="dxa"/>
+            <w:tcW w:w="2211" w:type="dxa"/>
             <w:shd w:val="clear" w:color="auto" w:fill="F4F7FB"/>
             <w:vAlign w:val="top"/>
           </w:tcPr>
@@ -6348,7 +6406,7 @@
         </w:tc>
         <w:tc>
           <w:tcPr>
-            <w:tcW w:w="6743" w:type="dxa"/>
+            <w:tcW w:w="6816" w:type="dxa"/>
             <w:shd w:val="clear" w:color="auto" w:fill="F4F7FB"/>
             <w:vAlign w:val="top"/>
           </w:tcPr>
@@ -6369,7 +6427,7 @@
         </w:trPr>
         <w:tc>
           <w:tcPr>
-            <w:tcW w:w="2284" w:type="dxa"/>
+            <w:tcW w:w="2211" w:type="dxa"/>
             <w:vAlign w:val="top"/>
           </w:tcPr>
           <w:p>
@@ -6384,7 +6442,7 @@
         </w:tc>
         <w:tc>
           <w:tcPr>
-            <w:tcW w:w="6743" w:type="dxa"/>
+            <w:tcW w:w="6816" w:type="dxa"/>
             <w:vAlign w:val="top"/>
           </w:tcPr>
           <w:p>
@@ -6404,7 +6462,7 @@
         </w:trPr>
         <w:tc>
           <w:tcPr>
-            <w:tcW w:w="2284" w:type="dxa"/>
+            <w:tcW w:w="2211" w:type="dxa"/>
             <w:shd w:val="clear" w:color="auto" w:fill="F4F7FB"/>
             <w:vAlign w:val="top"/>
           </w:tcPr>
@@ -6420,28 +6478,28 @@
         </w:tc>
         <w:tc>
           <w:tcPr>
-            <w:tcW w:w="6743" w:type="dxa"/>
-            <w:shd w:val="clear" w:color="auto" w:fill="F4F7FB"/>
-            <w:vAlign w:val="top"/>
-          </w:tcPr>
-          <w:p>
-            <w:pPr>
-              <w:pStyle w:val="TableText"/>
-              <w:jc w:val="left"/>
-            </w:pPr>
-            <w:r>
-              <w:t xml:space="preserve">A signed link opens a quote priced by TASCO core; the customer pays from the VETC wallet and receives the e-certificate within seconds</w:t>
-            </w:r>
-          </w:p>
-        </w:tc>
-      </w:tr>
-      <w:tr>
-        <w:trPr>
-          <w:cantSplit/>
-        </w:trPr>
-        <w:tc>
-          <w:tcPr>
-            <w:tcW w:w="2284" w:type="dxa"/>
+            <w:tcW w:w="6816" w:type="dxa"/>
+            <w:shd w:val="clear" w:color="auto" w:fill="F4F7FB"/>
+            <w:vAlign w:val="top"/>
+          </w:tcPr>
+          <w:p>
+            <w:pPr>
+              <w:pStyle w:val="TableText"/>
+              <w:jc w:val="left"/>
+            </w:pPr>
+            <w:r>
+              <w:t xml:space="preserve">A signed link opens a quote priced by TASCO core; the customer pays from the VETC wallet and receives the e-certificate within seconds. A returning TASCO customer whose details are confirmed renews in three steps</w:t>
+            </w:r>
+          </w:p>
+        </w:tc>
+      </w:tr>
+      <w:tr>
+        <w:trPr>
+          <w:cantSplit/>
+        </w:trPr>
+        <w:tc>
+          <w:tcPr>
+            <w:tcW w:w="2211" w:type="dxa"/>
             <w:vAlign w:val="top"/>
           </w:tcPr>
           <w:p>
@@ -6456,7 +6514,7 @@
         </w:tc>
         <w:tc>
           <w:tcPr>
-            <w:tcW w:w="6743" w:type="dxa"/>
+            <w:tcW w:w="6816" w:type="dxa"/>
             <w:vAlign w:val="top"/>
           </w:tcPr>
           <w:p>
@@ -6476,7 +6534,7 @@
         </w:trPr>
         <w:tc>
           <w:tcPr>
-            <w:tcW w:w="2284" w:type="dxa"/>
+            <w:tcW w:w="2211" w:type="dxa"/>
             <w:shd w:val="clear" w:color="auto" w:fill="F4F7FB"/>
             <w:vAlign w:val="top"/>
           </w:tcPr>
@@ -6492,7 +6550,7 @@
         </w:tc>
         <w:tc>
           <w:tcPr>
-            <w:tcW w:w="6743" w:type="dxa"/>
+            <w:tcW w:w="6816" w:type="dxa"/>
             <w:shd w:val="clear" w:color="auto" w:fill="F4F7FB"/>
             <w:vAlign w:val="top"/>
           </w:tcPr>
@@ -7844,7 +7902,7 @@
               <a:graphicData uri="http://schemas.openxmlformats.org/drawingml/2006/picture">
                 <pic:pic>
                   <pic:nvPicPr>
-                    <pic:cNvPr descr="/tmp/claude-0/-home-user-TASCO/19e5534d-12b5-5956-9b60-3e77efde0f49/scratchpad/gen/.cache/mermaid/4c462570ef49d679.png" id="35" name="Picture"/>
+                    <pic:cNvPr descr="/home/user/TASCO/tools/docs-source/gen/.cache/mermaid/4c462570ef49d679.png" id="35" name="Picture"/>
                     <pic:cNvPicPr>
                       <a:picLocks noChangeArrowheads="1" noChangeAspect="1"/>
                     </pic:cNvPicPr>
@@ -9238,7 +9296,7 @@
               <a:graphicData uri="http://schemas.openxmlformats.org/drawingml/2006/picture">
                 <pic:pic>
                   <pic:nvPicPr>
-                    <pic:cNvPr descr="/tmp/claude-0/-home-user-TASCO/19e5534d-12b5-5956-9b60-3e77efde0f49/scratchpad/gen/.cache/mermaid/7b17ed5194878966.png" id="40" name="Picture"/>
+                    <pic:cNvPr descr="/home/user/TASCO/tools/docs-source/gen/.cache/mermaid/7b17ed5194878966.png" id="40" name="Picture"/>
                     <pic:cNvPicPr>
                       <a:picLocks noChangeArrowheads="1" noChangeAspect="1"/>
                     </pic:cNvPicPr>
@@ -12409,8 +12467,8 @@
         <w:tblLook w:val="04A0" w:firstRow="1" w:lastRow="0" w:firstColumn="0" w:lastColumn="0" w:noHBand="0" w:noVBand="1"/>
       </w:tblPr>
       <w:tblGrid>
-        <w:gridCol w:w="2267"/>
-        <w:gridCol w:w="6760"/>
+        <w:gridCol w:w="2265"/>
+        <w:gridCol w:w="6762"/>
       </w:tblGrid>
       <w:tr>
         <w:trPr>
@@ -12419,7 +12477,7 @@
         </w:trPr>
         <w:tc>
           <w:tcPr>
-            <w:tcW w:w="2267" w:type="dxa"/>
+            <w:tcW w:w="2265" w:type="dxa"/>
             <w:shd w:val="clear" w:color="auto" w:fill="0F4761"/>
             <w:vAlign w:val="center"/>
           </w:tcPr>
@@ -12438,7 +12496,7 @@
         </w:tc>
         <w:tc>
           <w:tcPr>
-            <w:tcW w:w="6760" w:type="dxa"/>
+            <w:tcW w:w="6762" w:type="dxa"/>
             <w:shd w:val="clear" w:color="auto" w:fill="0F4761"/>
             <w:vAlign w:val="center"/>
           </w:tcPr>
@@ -12462,7 +12520,7 @@
         </w:trPr>
         <w:tc>
           <w:tcPr>
-            <w:tcW w:w="2267" w:type="dxa"/>
+            <w:tcW w:w="2265" w:type="dxa"/>
             <w:vAlign w:val="top"/>
           </w:tcPr>
           <w:p>
@@ -12477,7 +12535,7 @@
         </w:tc>
         <w:tc>
           <w:tcPr>
-            <w:tcW w:w="6760" w:type="dxa"/>
+            <w:tcW w:w="6762" w:type="dxa"/>
             <w:vAlign w:val="top"/>
           </w:tcPr>
           <w:p>
@@ -12497,7 +12555,7 @@
         </w:trPr>
         <w:tc>
           <w:tcPr>
-            <w:tcW w:w="2267" w:type="dxa"/>
+            <w:tcW w:w="2265" w:type="dxa"/>
             <w:shd w:val="clear" w:color="auto" w:fill="F4F7FB"/>
             <w:vAlign w:val="top"/>
           </w:tcPr>
@@ -12513,7 +12571,7 @@
         </w:tc>
         <w:tc>
           <w:tcPr>
-            <w:tcW w:w="6760" w:type="dxa"/>
+            <w:tcW w:w="6762" w:type="dxa"/>
             <w:shd w:val="clear" w:color="auto" w:fill="F4F7FB"/>
             <w:vAlign w:val="top"/>
           </w:tcPr>
@@ -12534,7 +12592,7 @@
         </w:trPr>
         <w:tc>
           <w:tcPr>
-            <w:tcW w:w="2267" w:type="dxa"/>
+            <w:tcW w:w="2265" w:type="dxa"/>
             <w:vAlign w:val="top"/>
           </w:tcPr>
           <w:p>
@@ -12549,7 +12607,7 @@
         </w:tc>
         <w:tc>
           <w:tcPr>
-            <w:tcW w:w="6760" w:type="dxa"/>
+            <w:tcW w:w="6762" w:type="dxa"/>
             <w:vAlign w:val="top"/>
           </w:tcPr>
           <w:p>
@@ -12569,7 +12627,7 @@
         </w:trPr>
         <w:tc>
           <w:tcPr>
-            <w:tcW w:w="2267" w:type="dxa"/>
+            <w:tcW w:w="2265" w:type="dxa"/>
             <w:shd w:val="clear" w:color="auto" w:fill="F4F7FB"/>
             <w:vAlign w:val="top"/>
           </w:tcPr>
@@ -12585,7 +12643,7 @@
         </w:tc>
         <w:tc>
           <w:tcPr>
-            <w:tcW w:w="6760" w:type="dxa"/>
+            <w:tcW w:w="6762" w:type="dxa"/>
             <w:shd w:val="clear" w:color="auto" w:fill="F4F7FB"/>
             <w:vAlign w:val="top"/>
           </w:tcPr>
@@ -12606,7 +12664,7 @@
         </w:trPr>
         <w:tc>
           <w:tcPr>
-            <w:tcW w:w="2267" w:type="dxa"/>
+            <w:tcW w:w="2265" w:type="dxa"/>
             <w:vAlign w:val="top"/>
           </w:tcPr>
           <w:p>
@@ -12621,7 +12679,7 @@
         </w:tc>
         <w:tc>
           <w:tcPr>
-            <w:tcW w:w="6760" w:type="dxa"/>
+            <w:tcW w:w="6762" w:type="dxa"/>
             <w:vAlign w:val="top"/>
           </w:tcPr>
           <w:p>
@@ -12659,7 +12717,7 @@
         </w:trPr>
         <w:tc>
           <w:tcPr>
-            <w:tcW w:w="2267" w:type="dxa"/>
+            <w:tcW w:w="2265" w:type="dxa"/>
             <w:shd w:val="clear" w:color="auto" w:fill="F4F7FB"/>
             <w:vAlign w:val="top"/>
           </w:tcPr>
@@ -12675,7 +12733,7 @@
         </w:tc>
         <w:tc>
           <w:tcPr>
-            <w:tcW w:w="6760" w:type="dxa"/>
+            <w:tcW w:w="6762" w:type="dxa"/>
             <w:shd w:val="clear" w:color="auto" w:fill="F4F7FB"/>
             <w:vAlign w:val="top"/>
           </w:tcPr>
@@ -12696,7 +12754,7 @@
         </w:trPr>
         <w:tc>
           <w:tcPr>
-            <w:tcW w:w="2267" w:type="dxa"/>
+            <w:tcW w:w="2265" w:type="dxa"/>
             <w:vAlign w:val="top"/>
           </w:tcPr>
           <w:p>
@@ -12711,27 +12769,27 @@
         </w:tc>
         <w:tc>
           <w:tcPr>
-            <w:tcW w:w="6760" w:type="dxa"/>
-            <w:vAlign w:val="top"/>
-          </w:tcPr>
-          <w:p>
-            <w:pPr>
-              <w:pStyle w:val="TableText"/>
-              <w:jc w:val="left"/>
-            </w:pPr>
-            <w:r>
-              <w:t xml:space="preserve">Messages come from the VETC app and VETC’s official Zalo account. Links are signed, contain no guessable identifiers and expire after 30 days by default</w:t>
-            </w:r>
-          </w:p>
-        </w:tc>
-      </w:tr>
-      <w:tr>
-        <w:trPr>
-          <w:cantSplit/>
-        </w:trPr>
-        <w:tc>
-          <w:tcPr>
-            <w:tcW w:w="2267" w:type="dxa"/>
+            <w:tcW w:w="6762" w:type="dxa"/>
+            <w:vAlign w:val="top"/>
+          </w:tcPr>
+          <w:p>
+            <w:pPr>
+              <w:pStyle w:val="TableText"/>
+              <w:jc w:val="left"/>
+            </w:pPr>
+            <w:r>
+              <w:t xml:space="preserve">Messages come from the VETC app and TASCO’s official Zalo account. Links are signed, contain no guessable identifiers and expire after 30 days by default</w:t>
+            </w:r>
+          </w:p>
+        </w:tc>
+      </w:tr>
+      <w:tr>
+        <w:trPr>
+          <w:cantSplit/>
+        </w:trPr>
+        <w:tc>
+          <w:tcPr>
+            <w:tcW w:w="2265" w:type="dxa"/>
             <w:shd w:val="clear" w:color="auto" w:fill="F4F7FB"/>
             <w:vAlign w:val="top"/>
           </w:tcPr>
@@ -12759,7 +12817,7 @@
         </w:tc>
         <w:tc>
           <w:tcPr>
-            <w:tcW w:w="6760" w:type="dxa"/>
+            <w:tcW w:w="6762" w:type="dxa"/>
             <w:shd w:val="clear" w:color="auto" w:fill="F4F7FB"/>
             <w:vAlign w:val="top"/>
           </w:tcPr>
@@ -12780,7 +12838,7 @@
         </w:trPr>
         <w:tc>
           <w:tcPr>
-            <w:tcW w:w="2267" w:type="dxa"/>
+            <w:tcW w:w="2265" w:type="dxa"/>
             <w:vAlign w:val="top"/>
           </w:tcPr>
           <w:p>
@@ -12795,7 +12853,7 @@
         </w:tc>
         <w:tc>
           <w:tcPr>
-            <w:tcW w:w="6760" w:type="dxa"/>
+            <w:tcW w:w="6762" w:type="dxa"/>
             <w:vAlign w:val="top"/>
           </w:tcPr>
           <w:p>
@@ -12882,7 +12940,7 @@
               <a:graphicData uri="http://schemas.openxmlformats.org/drawingml/2006/picture">
                 <pic:pic>
                   <pic:nvPicPr>
-                    <pic:cNvPr descr="/tmp/claude-0/-home-user-TASCO/19e5534d-12b5-5956-9b60-3e77efde0f49/scratchpad/gen/.cache/mermaid/6282fba314aad826.png" id="54" name="Picture"/>
+                    <pic:cNvPr descr="/home/user/TASCO/tools/docs-source/gen/.cache/mermaid/6282fba314aad826.png" id="54" name="Picture"/>
                     <pic:cNvPicPr>
                       <a:picLocks noChangeArrowheads="1" noChangeAspect="1"/>
                     </pic:cNvPicPr>
@@ -13414,7 +13472,7 @@
               <a:graphicData uri="http://schemas.openxmlformats.org/drawingml/2006/picture">
                 <pic:pic>
                   <pic:nvPicPr>
-                    <pic:cNvPr descr="/tmp/claude-0/-home-user-TASCO/19e5534d-12b5-5956-9b60-3e77efde0f49/scratchpad/gen/.cache/mermaid/a3578f3e7851d46e.png" id="62" name="Picture"/>
+                    <pic:cNvPr descr="/home/user/TASCO/tools/docs-source/gen/.cache/mermaid/a3578f3e7851d46e.png" id="62" name="Picture"/>
                     <pic:cNvPicPr>
                       <a:picLocks noChangeArrowheads="1" noChangeAspect="1"/>
                     </pic:cNvPicPr>
@@ -13974,7 +14032,7 @@
         <w:spacing w:before="160"/>
       </w:pPr>
       <w:r>
-        <w:t xml:space="preserve">Thirteen weeks to go-live is credible because the business logic already exists and is driven by rules: scoring, journeys, next best actions, benefits, contact policy and wording are configuration. Every external system sits behind an interface with a sandbox connector. The staff console, customer app, more than 250 automated tests, delivery pipeline, container image and deployment manifests already exist, and a UAT environment is live. MVP effort therefore goes to integration, data onboarding, testing and the pilot.</w:t>
+        <w:t xml:space="preserve">Thirteen weeks to go-live is credible because the business logic already exists and is driven by rules: scoring, journeys, next best actions, benefits, contact policy and wording are configuration. Every external system sits behind an interface with a sandbox connector. The staff console, customer app, 271 automated tests, delivery pipeline, container image and deployment manifests already exist, and a UAT environment is live. MVP effort therefore goes to integration, data onboarding, testing and the pilot.</w:t>
       </w:r>
     </w:p>
     <w:p>
@@ -14043,7 +14101,7 @@
               <a:graphicData uri="http://schemas.openxmlformats.org/drawingml/2006/picture">
                 <pic:pic>
                   <pic:nvPicPr>
-                    <pic:cNvPr descr="/tmp/claude-0/-home-user-TASCO/19e5534d-12b5-5956-9b60-3e77efde0f49/scratchpad/gen/.cache/mermaid/7a18720d708f53a3.png" id="66" name="Picture"/>
+                    <pic:cNvPr descr="/home/user/TASCO/tools/docs-source/gen/.cache/mermaid/7a18720d708f53a3.png" id="66" name="Picture"/>
                     <pic:cNvPicPr>
                       <a:picLocks noChangeArrowheads="1" noChangeAspect="1"/>
                     </pic:cNvPicPr>
@@ -20877,11 +20935,11 @@
         <w:tblLook w:val="04A0" w:firstRow="1" w:lastRow="0" w:firstColumn="0" w:lastColumn="0" w:noHBand="0" w:noVBand="1"/>
       </w:tblPr>
       <w:tblGrid>
-        <w:gridCol w:w="1465"/>
-        <w:gridCol w:w="1599"/>
-        <w:gridCol w:w="2218"/>
-        <w:gridCol w:w="1938"/>
-        <w:gridCol w:w="1807"/>
+        <w:gridCol w:w="1462"/>
+        <w:gridCol w:w="1586"/>
+        <w:gridCol w:w="2205"/>
+        <w:gridCol w:w="1964"/>
+        <w:gridCol w:w="1810"/>
       </w:tblGrid>
       <w:tr>
         <w:trPr>
@@ -20890,7 +20948,7 @@
         </w:trPr>
         <w:tc>
           <w:tcPr>
-            <w:tcW w:w="1465" w:type="dxa"/>
+            <w:tcW w:w="1462" w:type="dxa"/>
             <w:shd w:val="clear" w:color="auto" w:fill="0F4761"/>
             <w:vAlign w:val="center"/>
           </w:tcPr>
@@ -20909,7 +20967,7 @@
         </w:tc>
         <w:tc>
           <w:tcPr>
-            <w:tcW w:w="1599" w:type="dxa"/>
+            <w:tcW w:w="1586" w:type="dxa"/>
             <w:shd w:val="clear" w:color="auto" w:fill="0F4761"/>
             <w:vAlign w:val="center"/>
           </w:tcPr>
@@ -20928,7 +20986,7 @@
         </w:tc>
         <w:tc>
           <w:tcPr>
-            <w:tcW w:w="2218" w:type="dxa"/>
+            <w:tcW w:w="2205" w:type="dxa"/>
             <w:shd w:val="clear" w:color="auto" w:fill="0F4761"/>
             <w:vAlign w:val="center"/>
           </w:tcPr>
@@ -20947,7 +21005,7 @@
         </w:tc>
         <w:tc>
           <w:tcPr>
-            <w:tcW w:w="1938" w:type="dxa"/>
+            <w:tcW w:w="1964" w:type="dxa"/>
             <w:shd w:val="clear" w:color="auto" w:fill="0F4761"/>
             <w:vAlign w:val="center"/>
           </w:tcPr>
@@ -20966,7 +21024,7 @@
         </w:tc>
         <w:tc>
           <w:tcPr>
-            <w:tcW w:w="1807" w:type="dxa"/>
+            <w:tcW w:w="1810" w:type="dxa"/>
             <w:shd w:val="clear" w:color="auto" w:fill="0F4761"/>
             <w:vAlign w:val="center"/>
           </w:tcPr>
@@ -20990,7 +21048,7 @@
         </w:trPr>
         <w:tc>
           <w:tcPr>
-            <w:tcW w:w="1465" w:type="dxa"/>
+            <w:tcW w:w="1462" w:type="dxa"/>
             <w:vAlign w:val="top"/>
           </w:tcPr>
           <w:p>
@@ -21005,7 +21063,7 @@
         </w:tc>
         <w:tc>
           <w:tcPr>
-            <w:tcW w:w="1599" w:type="dxa"/>
+            <w:tcW w:w="1586" w:type="dxa"/>
             <w:vAlign w:val="top"/>
           </w:tcPr>
           <w:p>
@@ -21020,7 +21078,7 @@
         </w:tc>
         <w:tc>
           <w:tcPr>
-            <w:tcW w:w="2218" w:type="dxa"/>
+            <w:tcW w:w="2205" w:type="dxa"/>
             <w:vAlign w:val="top"/>
           </w:tcPr>
           <w:p>
@@ -21035,7 +21093,7 @@
         </w:tc>
         <w:tc>
           <w:tcPr>
-            <w:tcW w:w="1938" w:type="dxa"/>
+            <w:tcW w:w="1964" w:type="dxa"/>
             <w:vAlign w:val="top"/>
           </w:tcPr>
           <w:p>
@@ -21050,7 +21108,7 @@
         </w:tc>
         <w:tc>
           <w:tcPr>
-            <w:tcW w:w="1807" w:type="dxa"/>
+            <w:tcW w:w="1810" w:type="dxa"/>
             <w:vAlign w:val="top"/>
           </w:tcPr>
           <w:p>
@@ -21070,7 +21128,7 @@
         </w:trPr>
         <w:tc>
           <w:tcPr>
-            <w:tcW w:w="1465" w:type="dxa"/>
+            <w:tcW w:w="1462" w:type="dxa"/>
             <w:shd w:val="clear" w:color="auto" w:fill="F4F7FB"/>
             <w:vAlign w:val="top"/>
           </w:tcPr>
@@ -21086,7 +21144,7 @@
         </w:tc>
         <w:tc>
           <w:tcPr>
-            <w:tcW w:w="1599" w:type="dxa"/>
+            <w:tcW w:w="1586" w:type="dxa"/>
             <w:shd w:val="clear" w:color="auto" w:fill="F4F7FB"/>
             <w:vAlign w:val="top"/>
           </w:tcPr>
@@ -21102,7 +21160,7 @@
         </w:tc>
         <w:tc>
           <w:tcPr>
-            <w:tcW w:w="2218" w:type="dxa"/>
+            <w:tcW w:w="2205" w:type="dxa"/>
             <w:shd w:val="clear" w:color="auto" w:fill="F4F7FB"/>
             <w:vAlign w:val="top"/>
           </w:tcPr>
@@ -21118,7 +21176,7 @@
         </w:tc>
         <w:tc>
           <w:tcPr>
-            <w:tcW w:w="1938" w:type="dxa"/>
+            <w:tcW w:w="1964" w:type="dxa"/>
             <w:shd w:val="clear" w:color="auto" w:fill="F4F7FB"/>
             <w:vAlign w:val="top"/>
           </w:tcPr>
@@ -21134,7 +21192,7 @@
         </w:tc>
         <w:tc>
           <w:tcPr>
-            <w:tcW w:w="1807" w:type="dxa"/>
+            <w:tcW w:w="1810" w:type="dxa"/>
             <w:shd w:val="clear" w:color="auto" w:fill="F4F7FB"/>
             <w:vAlign w:val="top"/>
           </w:tcPr>
@@ -21155,7 +21213,7 @@
         </w:trPr>
         <w:tc>
           <w:tcPr>
-            <w:tcW w:w="1465" w:type="dxa"/>
+            <w:tcW w:w="1462" w:type="dxa"/>
             <w:vAlign w:val="top"/>
           </w:tcPr>
           <w:p>
@@ -21170,7 +21228,7 @@
         </w:tc>
         <w:tc>
           <w:tcPr>
-            <w:tcW w:w="1599" w:type="dxa"/>
+            <w:tcW w:w="1586" w:type="dxa"/>
             <w:vAlign w:val="top"/>
           </w:tcPr>
           <w:p>
@@ -21185,57 +21243,57 @@
         </w:tc>
         <w:tc>
           <w:tcPr>
-            <w:tcW w:w="2218" w:type="dxa"/>
-            <w:vAlign w:val="top"/>
-          </w:tcPr>
-          <w:p>
-            <w:pPr>
-              <w:pStyle w:val="TableText"/>
-              <w:jc w:val="left"/>
-            </w:pPr>
-            <w:r>
-              <w:t xml:space="preserve">Journeys, contact policy, copy guard, signed links, wallet purchase, e-certificate, rating by TASCO core</w:t>
-            </w:r>
-          </w:p>
-        </w:tc>
-        <w:tc>
-          <w:tcPr>
-            <w:tcW w:w="1938" w:type="dxa"/>
-            <w:vAlign w:val="top"/>
-          </w:tcPr>
-          <w:p>
-            <w:pPr>
-              <w:pStyle w:val="TableText"/>
-              <w:jc w:val="left"/>
-            </w:pPr>
-            <w:r>
-              <w:t xml:space="preserve">New-business journeys, ecosystem triggers, partner API</w:t>
-            </w:r>
-          </w:p>
-        </w:tc>
-        <w:tc>
-          <w:tcPr>
-            <w:tcW w:w="1807" w:type="dxa"/>
-            <w:vAlign w:val="top"/>
-          </w:tcPr>
-          <w:p>
-            <w:pPr>
-              <w:pStyle w:val="TableText"/>
-              <w:jc w:val="left"/>
-            </w:pPr>
-            <w:r>
-              <w:t xml:space="preserve">FR-020 to FR-030, FR-045 to FR-052, FR-074 to FR-077, FR-111 to FR-115</w:t>
-            </w:r>
-          </w:p>
-        </w:tc>
-      </w:tr>
-      <w:tr>
-        <w:trPr>
-          <w:cantSplit/>
-        </w:trPr>
-        <w:tc>
-          <w:tcPr>
-            <w:tcW w:w="1465" w:type="dxa"/>
+            <w:tcW w:w="2205" w:type="dxa"/>
+            <w:vAlign w:val="top"/>
+          </w:tcPr>
+          <w:p>
+            <w:pPr>
+              <w:pStyle w:val="TableText"/>
+              <w:jc w:val="left"/>
+            </w:pPr>
+            <w:r>
+              <w:t xml:space="preserve">Journeys, contact policy, copy guard, signed links, wallet purchase, quick renewal in three steps, e-certificate, rating by TASCO core</w:t>
+            </w:r>
+          </w:p>
+        </w:tc>
+        <w:tc>
+          <w:tcPr>
+            <w:tcW w:w="1964" w:type="dxa"/>
+            <w:vAlign w:val="top"/>
+          </w:tcPr>
+          <w:p>
+            <w:pPr>
+              <w:pStyle w:val="TableText"/>
+              <w:jc w:val="left"/>
+            </w:pPr>
+            <w:r>
+              <w:t xml:space="preserve">New-business journeys, ecosystem triggers, partner API, the same journeys in TASCO’s app and website</w:t>
+            </w:r>
+          </w:p>
+        </w:tc>
+        <w:tc>
+          <w:tcPr>
+            <w:tcW w:w="1810" w:type="dxa"/>
+            <w:vAlign w:val="top"/>
+          </w:tcPr>
+          <w:p>
+            <w:pPr>
+              <w:pStyle w:val="TableText"/>
+              <w:jc w:val="left"/>
+            </w:pPr>
+            <w:r>
+              <w:t xml:space="preserve">FR-020 to FR-030, FR-045 to FR-052, FR-074 to FR-077, FR-111 to FR-117, FR-119</w:t>
+            </w:r>
+          </w:p>
+        </w:tc>
+      </w:tr>
+      <w:tr>
+        <w:trPr>
+          <w:cantSplit/>
+        </w:trPr>
+        <w:tc>
+          <w:tcPr>
+            <w:tcW w:w="1462" w:type="dxa"/>
             <w:shd w:val="clear" w:color="auto" w:fill="F4F7FB"/>
             <w:vAlign w:val="top"/>
           </w:tcPr>
@@ -21251,7 +21309,7 @@
         </w:tc>
         <w:tc>
           <w:tcPr>
-            <w:tcW w:w="1599" w:type="dxa"/>
+            <w:tcW w:w="1586" w:type="dxa"/>
             <w:shd w:val="clear" w:color="auto" w:fill="F4F7FB"/>
             <w:vAlign w:val="top"/>
           </w:tcPr>
@@ -21267,7 +21325,7 @@
         </w:tc>
         <w:tc>
           <w:tcPr>
-            <w:tcW w:w="2218" w:type="dxa"/>
+            <w:tcW w:w="2205" w:type="dxa"/>
             <w:shd w:val="clear" w:color="auto" w:fill="F4F7FB"/>
             <w:vAlign w:val="top"/>
           </w:tcPr>
@@ -21283,7 +21341,7 @@
         </w:tc>
         <w:tc>
           <w:tcPr>
-            <w:tcW w:w="1938" w:type="dxa"/>
+            <w:tcW w:w="1964" w:type="dxa"/>
             <w:shd w:val="clear" w:color="auto" w:fill="F4F7FB"/>
             <w:vAlign w:val="top"/>
           </w:tcPr>
@@ -21299,7 +21357,7 @@
         </w:tc>
         <w:tc>
           <w:tcPr>
-            <w:tcW w:w="1807" w:type="dxa"/>
+            <w:tcW w:w="1810" w:type="dxa"/>
             <w:shd w:val="clear" w:color="auto" w:fill="F4F7FB"/>
             <w:vAlign w:val="top"/>
           </w:tcPr>
@@ -21497,7 +21555,7 @@
               <w:jc w:val="left"/>
             </w:pPr>
             <w:r>
-              <w:t xml:space="preserve">Working platform with 97 API endpoints, a staff console, a customer app, rules-driven logic and more than 250 automated tests; pilot live 13 weeks after signature; rule changes in hours through maker-checker without a release</w:t>
+              <w:t xml:space="preserve">Working platform with 103 API routes, a staff console, a customer app, rules-driven logic and 271 automated tests; pilot live 13 weeks after signature; rule changes in hours through maker-checker without a release</w:t>
             </w:r>
           </w:p>
         </w:tc>
@@ -21573,8 +21631,8 @@
         <w:tblLook w:val="04A0" w:firstRow="1" w:lastRow="0" w:firstColumn="0" w:lastColumn="0" w:noHBand="0" w:noVBand="1"/>
       </w:tblPr>
       <w:tblGrid>
-        <w:gridCol w:w="4535"/>
-        <w:gridCol w:w="4492"/>
+        <w:gridCol w:w="4904"/>
+        <w:gridCol w:w="4123"/>
       </w:tblGrid>
       <w:tr>
         <w:trPr>
@@ -21583,7 +21641,7 @@
         </w:trPr>
         <w:tc>
           <w:tcPr>
-            <w:tcW w:w="4535" w:type="dxa"/>
+            <w:tcW w:w="4904" w:type="dxa"/>
             <w:shd w:val="clear" w:color="auto" w:fill="0F4761"/>
             <w:vAlign w:val="center"/>
           </w:tcPr>
@@ -21602,7 +21660,7 @@
         </w:tc>
         <w:tc>
           <w:tcPr>
-            <w:tcW w:w="4492" w:type="dxa"/>
+            <w:tcW w:w="4123" w:type="dxa"/>
             <w:shd w:val="clear" w:color="auto" w:fill="0F4761"/>
             <w:vAlign w:val="center"/>
           </w:tcPr>
@@ -21626,7 +21684,7 @@
         </w:trPr>
         <w:tc>
           <w:tcPr>
-            <w:tcW w:w="4535" w:type="dxa"/>
+            <w:tcW w:w="4904" w:type="dxa"/>
             <w:vAlign w:val="top"/>
           </w:tcPr>
           <w:p>
@@ -21641,7 +21699,7 @@
         </w:tc>
         <w:tc>
           <w:tcPr>
-            <w:tcW w:w="4492" w:type="dxa"/>
+            <w:tcW w:w="4123" w:type="dxa"/>
             <w:vAlign w:val="top"/>
           </w:tcPr>
           <w:p>
@@ -21661,7 +21719,7 @@
         </w:trPr>
         <w:tc>
           <w:tcPr>
-            <w:tcW w:w="4535" w:type="dxa"/>
+            <w:tcW w:w="4904" w:type="dxa"/>
             <w:shd w:val="clear" w:color="auto" w:fill="F4F7FB"/>
             <w:vAlign w:val="top"/>
           </w:tcPr>
@@ -21677,7 +21735,7 @@
         </w:tc>
         <w:tc>
           <w:tcPr>
-            <w:tcW w:w="4492" w:type="dxa"/>
+            <w:tcW w:w="4123" w:type="dxa"/>
             <w:shd w:val="clear" w:color="auto" w:fill="F4F7FB"/>
             <w:vAlign w:val="top"/>
           </w:tcPr>
@@ -21698,7 +21756,7 @@
         </w:trPr>
         <w:tc>
           <w:tcPr>
-            <w:tcW w:w="4535" w:type="dxa"/>
+            <w:tcW w:w="4904" w:type="dxa"/>
             <w:vAlign w:val="top"/>
           </w:tcPr>
           <w:p>
@@ -21713,7 +21771,7 @@
         </w:tc>
         <w:tc>
           <w:tcPr>
-            <w:tcW w:w="4492" w:type="dxa"/>
+            <w:tcW w:w="4123" w:type="dxa"/>
             <w:vAlign w:val="top"/>
           </w:tcPr>
           <w:p>
@@ -21733,7 +21791,7 @@
         </w:trPr>
         <w:tc>
           <w:tcPr>
-            <w:tcW w:w="4535" w:type="dxa"/>
+            <w:tcW w:w="4904" w:type="dxa"/>
             <w:shd w:val="clear" w:color="auto" w:fill="F4F7FB"/>
             <w:vAlign w:val="top"/>
           </w:tcPr>
@@ -21749,7 +21807,7 @@
         </w:tc>
         <w:tc>
           <w:tcPr>
-            <w:tcW w:w="4492" w:type="dxa"/>
+            <w:tcW w:w="4123" w:type="dxa"/>
             <w:shd w:val="clear" w:color="auto" w:fill="F4F7FB"/>
             <w:vAlign w:val="top"/>
           </w:tcPr>
@@ -21770,7 +21828,7 @@
         </w:trPr>
         <w:tc>
           <w:tcPr>
-            <w:tcW w:w="4535" w:type="dxa"/>
+            <w:tcW w:w="4904" w:type="dxa"/>
             <w:vAlign w:val="top"/>
           </w:tcPr>
           <w:p>
@@ -21785,7 +21843,7 @@
         </w:tc>
         <w:tc>
           <w:tcPr>
-            <w:tcW w:w="4492" w:type="dxa"/>
+            <w:tcW w:w="4123" w:type="dxa"/>
             <w:vAlign w:val="top"/>
           </w:tcPr>
           <w:p>
@@ -21805,7 +21863,7 @@
         </w:trPr>
         <w:tc>
           <w:tcPr>
-            <w:tcW w:w="4535" w:type="dxa"/>
+            <w:tcW w:w="4904" w:type="dxa"/>
             <w:shd w:val="clear" w:color="auto" w:fill="F4F7FB"/>
             <w:vAlign w:val="top"/>
           </w:tcPr>
@@ -21821,7 +21879,7 @@
         </w:tc>
         <w:tc>
           <w:tcPr>
-            <w:tcW w:w="4492" w:type="dxa"/>
+            <w:tcW w:w="4123" w:type="dxa"/>
             <w:shd w:val="clear" w:color="auto" w:fill="F4F7FB"/>
             <w:vAlign w:val="top"/>
           </w:tcPr>
@@ -21842,7 +21900,7 @@
         </w:trPr>
         <w:tc>
           <w:tcPr>
-            <w:tcW w:w="4535" w:type="dxa"/>
+            <w:tcW w:w="4904" w:type="dxa"/>
             <w:vAlign w:val="top"/>
           </w:tcPr>
           <w:p>
@@ -21857,7 +21915,7 @@
         </w:tc>
         <w:tc>
           <w:tcPr>
-            <w:tcW w:w="4492" w:type="dxa"/>
+            <w:tcW w:w="4123" w:type="dxa"/>
             <w:vAlign w:val="top"/>
           </w:tcPr>
           <w:p>
@@ -21877,7 +21935,7 @@
         </w:trPr>
         <w:tc>
           <w:tcPr>
-            <w:tcW w:w="4535" w:type="dxa"/>
+            <w:tcW w:w="4904" w:type="dxa"/>
             <w:shd w:val="clear" w:color="auto" w:fill="F4F7FB"/>
             <w:vAlign w:val="top"/>
           </w:tcPr>
@@ -21893,7 +21951,7 @@
         </w:tc>
         <w:tc>
           <w:tcPr>
-            <w:tcW w:w="4492" w:type="dxa"/>
+            <w:tcW w:w="4123" w:type="dxa"/>
             <w:shd w:val="clear" w:color="auto" w:fill="F4F7FB"/>
             <w:vAlign w:val="top"/>
           </w:tcPr>
@@ -21914,7 +21972,7 @@
         </w:trPr>
         <w:tc>
           <w:tcPr>
-            <w:tcW w:w="4535" w:type="dxa"/>
+            <w:tcW w:w="4904" w:type="dxa"/>
             <w:vAlign w:val="top"/>
           </w:tcPr>
           <w:p>
@@ -21929,7 +21987,7 @@
         </w:tc>
         <w:tc>
           <w:tcPr>
-            <w:tcW w:w="4492" w:type="dxa"/>
+            <w:tcW w:w="4123" w:type="dxa"/>
             <w:vAlign w:val="top"/>
           </w:tcPr>
           <w:p>
@@ -21949,7 +22007,7 @@
         </w:trPr>
         <w:tc>
           <w:tcPr>
-            <w:tcW w:w="4535" w:type="dxa"/>
+            <w:tcW w:w="4904" w:type="dxa"/>
             <w:shd w:val="clear" w:color="auto" w:fill="F4F7FB"/>
             <w:vAlign w:val="top"/>
           </w:tcPr>
@@ -21965,7 +22023,7 @@
         </w:tc>
         <w:tc>
           <w:tcPr>
-            <w:tcW w:w="4492" w:type="dxa"/>
+            <w:tcW w:w="4123" w:type="dxa"/>
             <w:shd w:val="clear" w:color="auto" w:fill="F4F7FB"/>
             <w:vAlign w:val="top"/>
           </w:tcPr>
@@ -21986,7 +22044,7 @@
         </w:trPr>
         <w:tc>
           <w:tcPr>
-            <w:tcW w:w="4535" w:type="dxa"/>
+            <w:tcW w:w="4904" w:type="dxa"/>
             <w:vAlign w:val="top"/>
           </w:tcPr>
           <w:p>
@@ -22001,7 +22059,7 @@
         </w:tc>
         <w:tc>
           <w:tcPr>
-            <w:tcW w:w="4492" w:type="dxa"/>
+            <w:tcW w:w="4123" w:type="dxa"/>
             <w:vAlign w:val="top"/>
           </w:tcPr>
           <w:p>
@@ -22021,23 +22079,23 @@
         </w:trPr>
         <w:tc>
           <w:tcPr>
-            <w:tcW w:w="4535" w:type="dxa"/>
-            <w:shd w:val="clear" w:color="auto" w:fill="F4F7FB"/>
-            <w:vAlign w:val="top"/>
-          </w:tcPr>
-          <w:p>
-            <w:pPr>
-              <w:pStyle w:val="TableText"/>
-              <w:jc w:val="left"/>
-            </w:pPr>
-            <w:r>
-              <w:t xml:space="preserve">Data-subject rights: export, erasure, consent centre</w:t>
-            </w:r>
-          </w:p>
-        </w:tc>
-        <w:tc>
-          <w:tcPr>
-            <w:tcW w:w="4492" w:type="dxa"/>
+            <w:tcW w:w="4904" w:type="dxa"/>
+            <w:shd w:val="clear" w:color="auto" w:fill="F4F7FB"/>
+            <w:vAlign w:val="top"/>
+          </w:tcPr>
+          <w:p>
+            <w:pPr>
+              <w:pStyle w:val="TableText"/>
+              <w:jc w:val="left"/>
+            </w:pPr>
+            <w:r>
+              <w:t xml:space="preserve">Data-subject rights: a register of access and erasure requests with due times, export, erasure, consent centre</w:t>
+            </w:r>
+          </w:p>
+        </w:tc>
+        <w:tc>
+          <w:tcPr>
+            <w:tcW w:w="4123" w:type="dxa"/>
             <w:shd w:val="clear" w:color="auto" w:fill="F4F7FB"/>
             <w:vAlign w:val="top"/>
           </w:tcPr>
@@ -22058,7 +22116,43 @@
         </w:trPr>
         <w:tc>
           <w:tcPr>
-            <w:tcW w:w="4535" w:type="dxa"/>
+            <w:tcW w:w="4904" w:type="dxa"/>
+            <w:vAlign w:val="top"/>
+          </w:tcPr>
+          <w:p>
+            <w:pPr>
+              <w:pStyle w:val="TableText"/>
+              <w:jc w:val="left"/>
+            </w:pPr>
+            <w:r>
+              <w:t xml:space="preserve">Quick renewal in three steps when nothing has changed</w:t>
+            </w:r>
+          </w:p>
+        </w:tc>
+        <w:tc>
+          <w:tcPr>
+            <w:tcW w:w="4123" w:type="dxa"/>
+            <w:vAlign w:val="top"/>
+          </w:tcPr>
+          <w:p>
+            <w:pPr>
+              <w:pStyle w:val="TableText"/>
+              <w:jc w:val="left"/>
+            </w:pPr>
+            <w:r>
+              <w:t xml:space="preserve">Renewal without repeating the whole purchase</w:t>
+            </w:r>
+          </w:p>
+        </w:tc>
+      </w:tr>
+      <w:tr>
+        <w:trPr>
+          <w:cantSplit/>
+        </w:trPr>
+        <w:tc>
+          <w:tcPr>
+            <w:tcW w:w="4904" w:type="dxa"/>
+            <w:shd w:val="clear" w:color="auto" w:fill="F4F7FB"/>
             <w:vAlign w:val="top"/>
           </w:tcPr>
           <w:p>
@@ -22073,7 +22167,8 @@
         </w:tc>
         <w:tc>
           <w:tcPr>
-            <w:tcW w:w="4492" w:type="dxa"/>
+            <w:tcW w:w="4123" w:type="dxa"/>
+            <w:shd w:val="clear" w:color="auto" w:fill="F4F7FB"/>
             <w:vAlign w:val="top"/>
           </w:tcPr>
           <w:p>
@@ -22093,8 +22188,7 @@
         </w:trPr>
         <w:tc>
           <w:tcPr>
-            <w:tcW w:w="4535" w:type="dxa"/>
-            <w:shd w:val="clear" w:color="auto" w:fill="F4F7FB"/>
+            <w:tcW w:w="4904" w:type="dxa"/>
             <w:vAlign w:val="top"/>
           </w:tcPr>
           <w:p>
@@ -22109,8 +22203,7 @@
         </w:tc>
         <w:tc>
           <w:tcPr>
-            <w:tcW w:w="4492" w:type="dxa"/>
-            <w:shd w:val="clear" w:color="auto" w:fill="F4F7FB"/>
+            <w:tcW w:w="4123" w:type="dxa"/>
             <w:vAlign w:val="top"/>
           </w:tcPr>
           <w:p>
@@ -22130,7 +22223,8 @@
         </w:trPr>
         <w:tc>
           <w:tcPr>
-            <w:tcW w:w="4535" w:type="dxa"/>
+            <w:tcW w:w="4904" w:type="dxa"/>
+            <w:shd w:val="clear" w:color="auto" w:fill="F4F7FB"/>
             <w:vAlign w:val="top"/>
           </w:tcPr>
           <w:p>
@@ -22145,7 +22239,8 @@
         </w:tc>
         <w:tc>
           <w:tcPr>
-            <w:tcW w:w="4492" w:type="dxa"/>
+            <w:tcW w:w="4123" w:type="dxa"/>
+            <w:shd w:val="clear" w:color="auto" w:fill="F4F7FB"/>
             <w:vAlign w:val="top"/>
           </w:tcPr>
           <w:p>
